--- a/data/revised_2026-10_full/tracked/v2/Biology/SS2.3_Plant_Gaseous_Exchange_and_Respiration/Biology_Plant_Gaseous_Exchange_and_Respiration_SummaryTable_TRACKED.docx
+++ b/data/revised_2026-10_full/tracked/v2/Biology/SS2.3_Plant_Gaseous_Exchange_and_Respiration/Biology_Plant_Gaseous_Exchange_and_Respiration_SummaryTable_TRACKED.docx
@@ -1031,10 +1031,10 @@
               <w:spacing w:after="40" w:before="0"/>
               <w:jc w:val="left"/>
               <w:rPr>
-                <w:ins w:id="9002" w:author="Claude (AI) - proposed" w:date="2026-10-15T02:49:47Z"/>
-              </w:rPr>
-            </w:pPr>
-            <w:ins w:id="9001" w:author="Claude (AI) - proposed" w:date="2026-10-15T02:49:47Z">
+                <w:ins w:id="9002" w:author="Claude (AI) - proposed" w:date="2026-10-18T00:26:03Z"/>
+              </w:rPr>
+            </w:pPr>
+            <w:ins w:id="9001" w:author="Claude (AI) - proposed" w:date="2026-10-18T00:26:03Z">
               <w:r>
                 <w:rPr>
                   <w:rFonts w:ascii="Arial" w:cs="Arial" w:eastAsia="Arial" w:hAnsi="Arial"/>
@@ -1056,10 +1056,10 @@
               <w:spacing w:after="40" w:before="0"/>
               <w:jc w:val="left"/>
               <w:rPr>
-                <w:del w:id="9004" w:author="Claude (AI) - proposed" w:date="2026-10-15T02:49:47Z"/>
-              </w:rPr>
-            </w:pPr>
-            <w:del w:id="9003" w:author="Claude (AI) - proposed" w:date="2026-10-15T02:49:47Z">
+                <w:del w:id="9004" w:author="Claude (AI) - proposed" w:date="2026-10-18T00:26:03Z"/>
+              </w:rPr>
+            </w:pPr>
+            <w:del w:id="9003" w:author="Claude (AI) - proposed" w:date="2026-10-18T00:26:03Z">
               <w:r>
                 <w:rPr>
                   <w:rFonts w:ascii="Arial" w:cs="Arial" w:eastAsia="Arial" w:hAnsi="Arial"/>
@@ -1140,7 +1140,7 @@
               </w:rPr>
               <w:t xml:space="preserve">The tiny bubbles streaming from the sukuma wiki leaves submerged in warm water </w:t>
             </w:r>
-            <w:del w:id="9005" w:author="Claude (AI) - proposed" w:date="2026-10-15T02:49:47Z">
+            <w:del w:id="9005" w:author="Claude (AI) - proposed" w:date="2026-10-18T00:26:03Z">
               <w:r>
                 <w:rPr>
                   <w:rFonts w:ascii="Arial" w:cs="Arial" w:eastAsia="Arial" w:hAnsi="Arial"/>
@@ -1155,7 +1155,7 @@
                 <w:delText xml:space="preserve">were partly</w:delText>
               </w:r>
             </w:del>
-            <w:ins w:id="9006" w:author="Claude (AI) - proposed" w:date="2026-10-15T02:49:47Z">
+            <w:ins w:id="9006" w:author="Claude (AI) - proposed" w:date="2026-10-18T00:26:03Z">
               <w:r>
                 <w:rPr>
                   <w:rFonts w:ascii="Arial" w:cs="Arial" w:eastAsia="Arial" w:hAnsi="Arial"/>
@@ -1183,7 +1183,7 @@
               </w:rPr>
               <w:t xml:space="preserve"> CO₂ produced by cellular respiration in the leaf cells</w:t>
             </w:r>
-            <w:del w:id="9007" w:author="Claude (AI) - proposed" w:date="2026-10-15T02:49:47Z">
+            <w:del w:id="9007" w:author="Claude (AI) - proposed" w:date="2026-10-18T00:26:03Z">
               <w:r>
                 <w:rPr>
                   <w:rFonts w:ascii="Arial" w:cs="Arial" w:eastAsia="Arial" w:hAnsi="Arial"/>
@@ -1198,7 +1198,7 @@
                 <w:delText xml:space="preserve"> (in addition to oxygen from photosynthesis). Warm water increases enzyme activity in the</w:delText>
               </w:r>
             </w:del>
-            <w:ins w:id="9008" w:author="Claude (AI) - proposed" w:date="2026-10-15T02:49:47Z">
+            <w:ins w:id="9008" w:author="Claude (AI) - proposed" w:date="2026-10-18T00:26:03Z">
               <w:r>
                 <w:rPr>
                   <w:rFonts w:ascii="Arial" w:cs="Arial" w:eastAsia="Arial" w:hAnsi="Arial"/>
@@ -1226,7 +1226,7 @@
               </w:rPr>
               <w:t xml:space="preserve"> leaf cells, </w:t>
             </w:r>
-            <w:del w:id="9009" w:author="Claude (AI) - proposed" w:date="2026-10-15T02:49:47Z">
+            <w:del w:id="9009" w:author="Claude (AI) - proposed" w:date="2026-10-18T00:26:03Z">
               <w:r>
                 <w:rPr>
                   <w:rFonts w:ascii="Arial" w:cs="Arial" w:eastAsia="Arial" w:hAnsi="Arial"/>
@@ -1241,7 +1241,7 @@
                 <w:delText xml:space="preserve">which speeds up the rate of respiration, producing CO₂ more quickly — hence</w:delText>
               </w:r>
             </w:del>
-            <w:ins w:id="9010" w:author="Claude (AI) - proposed" w:date="2026-10-15T02:49:47Z">
+            <w:ins w:id="9010" w:author="Claude (AI) - proposed" w:date="2026-10-18T00:26:03Z">
               <w:r>
                 <w:rPr>
                   <w:rFonts w:ascii="Arial" w:cs="Arial" w:eastAsia="Arial" w:hAnsi="Arial"/>
@@ -1423,7 +1423,7 @@
               </w:rPr>
               <w:t xml:space="preserve">Students explained: (1) the mandazi dough phenomenon — CO₂ produced by yeast during anaerobic fermentation of sugar creates gas pockets that cause the dough to rise, </w:t>
             </w:r>
-            <w:del w:id="9011" w:author="Claude (AI) - proposed" w:date="2026-10-15T02:49:47Z">
+            <w:del w:id="9011" w:author="Claude (AI) - proposed" w:date="2026-10-18T00:26:03Z">
               <w:r>
                 <w:rPr>
                   <w:rFonts w:ascii="Arial" w:cs="Arial" w:eastAsia="Arial" w:hAnsi="Arial"/>
@@ -1438,7 +1438,7 @@
                 <w:delText xml:space="preserve">exactly as CO₂ produced during</w:delText>
               </w:r>
             </w:del>
-            <w:ins w:id="9012" w:author="Claude (AI) - proposed" w:date="2026-10-15T02:49:47Z">
+            <w:ins w:id="9012" w:author="Claude (AI) - proposed" w:date="2026-10-18T00:26:03Z">
               <w:r>
                 <w:rPr>
                   <w:rFonts w:ascii="Arial" w:cs="Arial" w:eastAsia="Arial" w:hAnsi="Arial"/>
@@ -1466,7 +1466,7 @@
               </w:rPr>
               <w:t xml:space="preserve"> aerobic respiration in sukuma wiki leaves </w:t>
             </w:r>
-            <w:del w:id="9013" w:author="Claude (AI) - proposed" w:date="2026-10-15T02:49:47Z">
+            <w:del w:id="9013" w:author="Claude (AI) - proposed" w:date="2026-10-18T00:26:03Z">
               <w:r>
                 <w:rPr>
                   <w:rFonts w:ascii="Arial" w:cs="Arial" w:eastAsia="Arial" w:hAnsi="Arial"/>
@@ -1481,7 +1481,7 @@
                 <w:delText xml:space="preserve">caused the bubbles observed</w:delText>
               </w:r>
             </w:del>
-            <w:ins w:id="9014" w:author="Claude (AI) - proposed" w:date="2026-10-15T02:49:47Z">
+            <w:ins w:id="9014" w:author="Claude (AI) - proposed" w:date="2026-10-18T00:26:03Z">
               <w:r>
                 <w:rPr>
                   <w:rFonts w:ascii="Arial" w:cs="Arial" w:eastAsia="Arial" w:hAnsi="Arial"/>
@@ -1509,7 +1509,7 @@
               </w:rPr>
               <w:t xml:space="preserve"> in the anchoring phenomenon</w:t>
             </w:r>
-            <w:ins w:id="9015" w:author="Claude (AI) - proposed" w:date="2026-10-15T02:49:47Z">
+            <w:ins w:id="9015" w:author="Claude (AI) - proposed" w:date="2026-10-18T00:26:03Z">
               <w:r>
                 <w:rPr>
                   <w:rFonts w:ascii="Arial" w:cs="Arial" w:eastAsia="Arial" w:hAnsi="Arial"/>
@@ -1625,7 +1625,7 @@
               </w:rPr>
               <w:t xml:space="preserve">Yeast in warm sugar-cane juice produced significantly more CO2 bubbles per minute than yeast in cold water</w:t>
             </w:r>
-            <w:del w:id="9016" w:author="Claude (AI) - proposed" w:date="2026-10-15T02:49:47Z">
+            <w:del w:id="9016" w:author="Claude (AI) - proposed" w:date="2026-10-18T00:26:03Z">
               <w:r>
                 <w:rPr>
                   <w:rFonts w:ascii="Arial" w:cs="Arial" w:eastAsia="Arial" w:hAnsi="Arial"/>
@@ -1640,7 +1640,7 @@
                 <w:delText xml:space="preserve">; increasing glucose concentration increased</w:delText>
               </w:r>
             </w:del>
-            <w:ins w:id="9017" w:author="Claude (AI) - proposed" w:date="2026-10-15T02:49:47Z">
+            <w:ins w:id="9017" w:author="Claude (AI) - proposed" w:date="2026-10-18T00:26:03Z">
               <w:r>
                 <w:rPr>
                   <w:rFonts w:ascii="Arial" w:cs="Arial" w:eastAsia="Arial" w:hAnsi="Arial"/>
@@ -1668,7 +1668,7 @@
               </w:rPr>
               <w:t xml:space="preserve"> bubble rate up to a point; </w:t>
             </w:r>
-            <w:del w:id="9018" w:author="Claude (AI) - proposed" w:date="2026-10-15T02:49:47Z">
+            <w:del w:id="9018" w:author="Claude (AI) - proposed" w:date="2026-10-18T00:26:03Z">
               <w:r>
                 <w:rPr>
                   <w:rFonts w:ascii="Arial" w:cs="Arial" w:eastAsia="Arial" w:hAnsi="Arial"/>
@@ -1683,7 +1683,7 @@
                 <w:delText xml:space="preserve">sealed anaerobic bottles produced rapid early bubble bursts but the rate declined quickly compared to open aerobic setups</w:delText>
               </w:r>
             </w:del>
-            <w:ins w:id="9019" w:author="Claude (AI) - proposed" w:date="2026-10-15T02:49:47Z">
+            <w:ins w:id="9019" w:author="Claude (AI) - proposed" w:date="2026-10-18T00:26:03Z">
               <w:r>
                 <w:rPr>
                   <w:rFonts w:ascii="Arial" w:cs="Arial" w:eastAsia="Arial" w:hAnsi="Arial"/>
@@ -1764,7 +1764,7 @@
               <w:spacing w:after="40" w:before="0"/>
               <w:jc w:val="left"/>
             </w:pPr>
-            <w:del w:id="9020" w:author="Claude (AI) - proposed" w:date="2026-10-15T02:49:47Z">
+            <w:del w:id="9020" w:author="Claude (AI) - proposed" w:date="2026-10-18T00:26:03Z">
               <w:r>
                 <w:rPr>
                   <w:rFonts w:ascii="Arial" w:cs="Arial" w:eastAsia="Arial" w:hAnsi="Arial"/>
@@ -1779,7 +1779,7 @@
                 <w:delText xml:space="preserve">The anchoring phenomenon of more bubbles from sukuma wiki in warm water than in cold water can now be explained quantitatively: warmer temperatures increase the kinetic energy of respiratory enzyme molecules and their substrates, increasing the frequency of successful enzyme-substrate collisions in the glycolysis and Krebs cycle pathways, thereby increasing the rate of CO2 production and the number of bubbles observed — directly linking cellular enzyme kinetics to the visible macroscopic phenomenon first observed in Lesson 1.</w:delText>
               </w:r>
             </w:del>
-            <w:ins w:id="9021" w:author="Claude (AI) - proposed" w:date="2026-10-15T02:49:47Z">
+            <w:ins w:id="9021" w:author="Claude (AI) - proposed" w:date="2026-10-18T00:26:03Z">
               <w:r>
                 <w:rPr>
                   <w:rFonts w:ascii="Arial" w:cs="Arial" w:eastAsia="Arial" w:hAnsi="Arial"/>
@@ -1948,7 +1948,7 @@
               </w:rPr>
               <w:t xml:space="preserve">Learners used the Claim–Evidence–Reasoning framework to explain how each structural adaptation is functionally suited to its ecosystem, revised their cumulative plant gaseous-exchange model by adding three new ecosystem panels (Turkana xerophyte, Lake Victoria hydrophyte, Nairobi mesophyte), and updated the Driving Question Board with evidence-based claims and new questions — advancing their collective answer to 'How do plants exchange gases with their environment?' and setting up the </w:t>
             </w:r>
-            <w:del w:id="9022" w:author="Claude (AI) - proposed" w:date="2026-10-15T02:49:47Z">
+            <w:del w:id="9022" w:author="Claude (AI) - proposed" w:date="2026-10-18T00:26:03Z">
               <w:r>
                 <w:rPr>
                   <w:rFonts w:ascii="Arial" w:cs="Arial" w:eastAsia="Arial" w:hAnsi="Arial"/>
@@ -1963,7 +1963,7 @@
                 <w:delText xml:space="preserve">transition to cellular respiration in Lessons 8</w:delText>
               </w:r>
             </w:del>
-            <w:ins w:id="9023" w:author="Claude (AI) - proposed" w:date="2026-10-15T02:49:47Z">
+            <w:ins w:id="9023" w:author="Claude (AI) - proposed" w:date="2026-10-18T00:26:03Z">
               <w:r>
                 <w:rPr>
                   <w:rFonts w:ascii="Arial" w:cs="Arial" w:eastAsia="Arial" w:hAnsi="Arial"/>
@@ -2145,7 +2145,7 @@
               </w:rPr>
               <w:t xml:space="preserve">Learners explained the sukuma wiki anchoring phenomenon at a systems level: bubbles stream from stomata</w:t>
             </w:r>
-            <w:del w:id="9024" w:author="Claude (AI) - proposed" w:date="2026-10-15T02:49:47Z">
+            <w:del w:id="9024" w:author="Claude (AI) - proposed" w:date="2026-10-18T00:26:03Z">
               <w:r>
                 <w:rPr>
                   <w:rFonts w:ascii="Arial" w:cs="Arial" w:eastAsia="Arial" w:hAnsi="Arial"/>
@@ -2160,7 +2160,7 @@
                 <w:delText xml:space="preserve"> because O₂ produced in photosynthesis exits through these structures</w:delText>
               </w:r>
             </w:del>
-            <w:ins w:id="9025" w:author="Claude (AI) - proposed" w:date="2026-10-15T02:49:47Z">
+            <w:ins w:id="9025" w:author="Claude (AI) - proposed" w:date="2026-10-18T00:26:03Z">
               <w:r>
                 <w:rPr>
                   <w:rFonts w:ascii="Arial" w:cs="Arial" w:eastAsia="Arial" w:hAnsi="Arial"/>
@@ -2188,7 +2188,7 @@
               </w:rPr>
               <w:t xml:space="preserve">; warm water increases reaction rates in enzyme-driven photosynthesis and respiration pathways</w:t>
             </w:r>
-            <w:del w:id="9026" w:author="Claude (AI) - proposed" w:date="2026-10-15T02:49:47Z">
+            <w:del w:id="9026" w:author="Claude (AI) - proposed" w:date="2026-10-18T00:26:03Z">
               <w:r>
                 <w:rPr>
                   <w:rFonts w:ascii="Arial" w:cs="Arial" w:eastAsia="Arial" w:hAnsi="Arial"/>
@@ -2203,7 +2203,7 @@
                 <w:delText xml:space="preserve">, producing more O₂ and CO₂ and thus</w:delText>
               </w:r>
             </w:del>
-            <w:ins w:id="9027" w:author="Claude (AI) - proposed" w:date="2026-10-15T02:49:47Z">
+            <w:ins w:id="9027" w:author="Claude (AI) - proposed" w:date="2026-10-18T00:26:03Z">
               <w:r>
                 <w:rPr>
                   <w:rFonts w:ascii="Arial" w:cs="Arial" w:eastAsia="Arial" w:hAnsi="Arial"/>
@@ -2385,7 +2385,7 @@
               </w:rPr>
               <w:t xml:space="preserve">Students explained that the gas bubbles seen in the sukuma wiki phenomenon (Lesson 1) </w:t>
             </w:r>
-            <w:del w:id="9028" w:author="Claude (AI) - proposed" w:date="2026-10-15T02:49:47Z">
+            <w:del w:id="9028" w:author="Claude (AI) - proposed" w:date="2026-10-18T00:26:03Z">
               <w:r>
                 <w:rPr>
                   <w:rFonts w:ascii="Arial" w:cs="Arial" w:eastAsia="Arial" w:hAnsi="Arial"/>
@@ -2400,7 +2400,7 @@
                 <w:delText xml:space="preserve">are produced by</w:delText>
               </w:r>
             </w:del>
-            <w:ins w:id="9029" w:author="Claude (AI) - proposed" w:date="2026-10-15T02:49:47Z">
+            <w:ins w:id="9029" w:author="Claude (AI) - proposed" w:date="2026-10-18T00:26:03Z">
               <w:r>
                 <w:rPr>
                   <w:rFonts w:ascii="Arial" w:cs="Arial" w:eastAsia="Arial" w:hAnsi="Arial"/>
@@ -2428,7 +2428,7 @@
               </w:rPr>
               <w:t xml:space="preserve"> aerobic respiration in plant cells — a process requiring oxygen</w:t>
             </w:r>
-            <w:ins w:id="9030" w:author="Claude (AI) - proposed" w:date="2026-10-15T02:49:47Z">
+            <w:ins w:id="9030" w:author="Claude (AI) - proposed" w:date="2026-10-18T00:26:03Z">
               <w:r>
                 <w:rPr>
                   <w:rFonts w:ascii="Arial" w:cs="Arial" w:eastAsia="Arial" w:hAnsi="Arial"/>
@@ -2544,7 +2544,7 @@
               </w:rPr>
               <w:t xml:space="preserve">Students observed the outcomes of their own </w:t>
             </w:r>
-            <w:del w:id="9031" w:author="Claude (AI) - proposed" w:date="2026-10-15T02:49:47Z">
+            <w:del w:id="9031" w:author="Claude (AI) - proposed" w:date="2026-10-18T00:26:03Z">
               <w:r>
                 <w:rPr>
                   <w:rFonts w:ascii="Arial" w:cs="Arial" w:eastAsia="Arial" w:hAnsi="Arial"/>
@@ -2559,7 +2559,7 @@
                 <w:delText xml:space="preserve">investigations —</w:delText>
               </w:r>
             </w:del>
-            <w:ins w:id="9032" w:author="Claude (AI) - proposed" w:date="2026-10-15T02:49:47Z">
+            <w:ins w:id="9032" w:author="Claude (AI) - proposed" w:date="2026-10-18T00:26:03Z">
               <w:r>
                 <w:rPr>
                   <w:rFonts w:ascii="Arial" w:cs="Arial" w:eastAsia="Arial" w:hAnsi="Arial"/>
@@ -2587,7 +2587,7 @@
               </w:rPr>
               <w:t xml:space="preserve"> for example: </w:t>
             </w:r>
-            <w:del w:id="9033" w:author="Claude (AI) - proposed" w:date="2026-10-15T02:49:47Z">
+            <w:del w:id="9033" w:author="Claude (AI) - proposed" w:date="2026-10-18T00:26:03Z">
               <w:r>
                 <w:rPr>
                   <w:rFonts w:ascii="Arial" w:cs="Arial" w:eastAsia="Arial" w:hAnsi="Arial"/>
@@ -2602,7 +2602,7 @@
                 <w:delText xml:space="preserve">bubble production rates from sukuma wiki leaf discs</w:delText>
               </w:r>
             </w:del>
-            <w:ins w:id="9034" w:author="Claude (AI) - proposed" w:date="2026-10-15T02:49:47Z">
+            <w:ins w:id="9034" w:author="Claude (AI) - proposed" w:date="2026-10-18T00:26:03Z">
               <w:r>
                 <w:rPr>
                   <w:rFonts w:ascii="Arial" w:cs="Arial" w:eastAsia="Arial" w:hAnsi="Arial"/>
@@ -2630,7 +2630,7 @@
               </w:rPr>
               <w:t xml:space="preserve"> at different temperatures</w:t>
             </w:r>
-            <w:del w:id="9035" w:author="Claude (AI) - proposed" w:date="2026-10-15T02:49:47Z">
+            <w:del w:id="9035" w:author="Claude (AI) - proposed" w:date="2026-10-18T00:26:03Z">
               <w:r>
                 <w:rPr>
                   <w:rFonts w:ascii="Arial" w:cs="Arial" w:eastAsia="Arial" w:hAnsi="Arial"/>
@@ -2645,7 +2645,7 @@
                 <w:delText xml:space="preserve">; stomatal counts on upper vs. lower leaf surfaces using nail varnish peels; colour changes in hydrogencarbonate indicator or lime water when exposed to germinating githeri seeds; or temperature differences between germinating and boiled seeds</w:delText>
               </w:r>
             </w:del>
-            <w:ins w:id="9036" w:author="Claude (AI) - proposed" w:date="2026-10-15T02:49:47Z">
+            <w:ins w:id="9036" w:author="Claude (AI) - proposed" w:date="2026-10-18T00:26:03Z">
               <w:r>
                 <w:rPr>
                   <w:rFonts w:ascii="Arial" w:cs="Arial" w:eastAsia="Arial" w:hAnsi="Arial"/>
@@ -2673,7 +2673,7 @@
               </w:rPr>
               <w:t xml:space="preserve">. They recorded raw data in tables, noted anomalous readings, and documented the behaviour of </w:t>
             </w:r>
-            <w:del w:id="9037" w:author="Claude (AI) - proposed" w:date="2026-10-15T02:49:47Z">
+            <w:del w:id="9037" w:author="Claude (AI) - proposed" w:date="2026-10-18T00:26:03Z">
               <w:r>
                 <w:rPr>
                   <w:rFonts w:ascii="Arial" w:cs="Arial" w:eastAsia="Arial" w:hAnsi="Arial"/>
@@ -2688,7 +2688,7 @@
                 <w:delText xml:space="preserve">leaf material, seeds, and indicator solutions</w:delText>
               </w:r>
             </w:del>
-            <w:ins w:id="9038" w:author="Claude (AI) - proposed" w:date="2026-10-15T02:49:47Z">
+            <w:ins w:id="9038" w:author="Claude (AI) - proposed" w:date="2026-10-18T00:26:03Z">
               <w:r>
                 <w:rPr>
                   <w:rFonts w:ascii="Arial" w:cs="Arial" w:eastAsia="Arial" w:hAnsi="Arial"/>
@@ -2749,7 +2749,7 @@
               </w:rPr>
               <w:t xml:space="preserve">Students learned how to </w:t>
             </w:r>
-            <w:del w:id="9039" w:author="Claude (AI) - proposed" w:date="2026-10-15T02:49:47Z">
+            <w:del w:id="9039" w:author="Claude (AI) - proposed" w:date="2026-10-18T00:26:03Z">
               <w:r>
                 <w:rPr>
                   <w:rFonts w:ascii="Arial" w:cs="Arial" w:eastAsia="Arial" w:hAnsi="Arial"/>
@@ -2764,7 +2764,7 @@
                 <w:delText xml:space="preserve">execute</w:delText>
               </w:r>
             </w:del>
-            <w:ins w:id="9040" w:author="Claude (AI) - proposed" w:date="2026-10-15T02:49:47Z">
+            <w:ins w:id="9040" w:author="Claude (AI) - proposed" w:date="2026-10-18T00:26:03Z">
               <w:r>
                 <w:rPr>
                   <w:rFonts w:ascii="Arial" w:cs="Arial" w:eastAsia="Arial" w:hAnsi="Arial"/>
@@ -2792,7 +2792,7 @@
               </w:rPr>
               <w:t xml:space="preserve"> a fair-test investigation by</w:t>
             </w:r>
-            <w:del w:id="9041" w:author="Claude (AI) - proposed" w:date="2026-10-15T02:49:47Z">
+            <w:del w:id="9041" w:author="Claude (AI) - proposed" w:date="2026-10-18T00:26:03Z">
               <w:r>
                 <w:rPr>
                   <w:rFonts w:ascii="Arial" w:cs="Arial" w:eastAsia="Arial" w:hAnsi="Arial"/>
@@ -2820,7 +2820,7 @@
               </w:rPr>
               <w:t xml:space="preserve"> controlling variables and recording data with appropriate units and precision. They applied </w:t>
             </w:r>
-            <w:del w:id="9042" w:author="Claude (AI) - proposed" w:date="2026-10-15T02:49:47Z">
+            <w:del w:id="9042" w:author="Claude (AI) - proposed" w:date="2026-10-18T00:26:03Z">
               <w:r>
                 <w:rPr>
                   <w:rFonts w:ascii="Arial" w:cs="Arial" w:eastAsia="Arial" w:hAnsi="Arial"/>
@@ -2835,7 +2835,7 @@
                 <w:delText xml:space="preserve">unit knowledge — stomata, guard cells, lenticels,</w:delText>
               </w:r>
             </w:del>
-            <w:ins w:id="9043" w:author="Claude (AI) - proposed" w:date="2026-10-15T02:49:47Z">
+            <w:ins w:id="9043" w:author="Claude (AI) - proposed" w:date="2026-10-18T00:26:03Z">
               <w:r>
                 <w:rPr>
                   <w:rFonts w:ascii="Arial" w:cs="Arial" w:eastAsia="Arial" w:hAnsi="Arial"/>
@@ -2863,7 +2863,7 @@
               </w:rPr>
               <w:t xml:space="preserve"> cellular respiration, </w:t>
             </w:r>
-            <w:del w:id="9044" w:author="Claude (AI) - proposed" w:date="2026-10-15T02:49:47Z">
+            <w:del w:id="9044" w:author="Claude (AI) - proposed" w:date="2026-10-18T00:26:03Z">
               <w:r>
                 <w:rPr>
                   <w:rFonts w:ascii="Arial" w:cs="Arial" w:eastAsia="Arial" w:hAnsi="Arial"/>
@@ -2878,7 +2878,7 @@
                 <w:delText xml:space="preserve">enzyme activity, gas diffusion —</w:delText>
               </w:r>
             </w:del>
-            <w:ins w:id="9045" w:author="Claude (AI) - proposed" w:date="2026-10-15T02:49:47Z">
+            <w:ins w:id="9045" w:author="Claude (AI) - proposed" w:date="2026-10-18T00:26:03Z">
               <w:r>
                 <w:rPr>
                   <w:rFonts w:ascii="Arial" w:cs="Arial" w:eastAsia="Arial" w:hAnsi="Arial"/>
@@ -2906,7 +2906,7 @@
               </w:rPr>
               <w:t xml:space="preserve"> to explain patterns in their own data. They learned that real scientific data is sometimes messy or unexpected, and that anomalies are evidence to be explained, not discarded. They also learned to structure their thinking </w:t>
             </w:r>
-            <w:del w:id="9046" w:author="Claude (AI) - proposed" w:date="2026-10-15T02:49:47Z">
+            <w:del w:id="9046" w:author="Claude (AI) - proposed" w:date="2026-10-18T00:26:03Z">
               <w:r>
                 <w:rPr>
                   <w:rFonts w:ascii="Arial" w:cs="Arial" w:eastAsia="Arial" w:hAnsi="Arial"/>
@@ -2921,7 +2921,7 @@
                 <w:delText xml:space="preserve">using</w:delText>
               </w:r>
             </w:del>
-            <w:ins w:id="9047" w:author="Claude (AI) - proposed" w:date="2026-10-15T02:49:47Z">
+            <w:ins w:id="9047" w:author="Claude (AI) - proposed" w:date="2026-10-18T00:26:03Z">
               <w:r>
                 <w:rPr>
                   <w:rFonts w:ascii="Arial" w:cs="Arial" w:eastAsia="Arial" w:hAnsi="Arial"/>
@@ -2969,10 +2969,10 @@
               <w:spacing w:after="40" w:before="0"/>
               <w:jc w:val="left"/>
               <w:rPr>
-                <w:ins w:id="9049" w:author="Claude (AI) - proposed" w:date="2026-10-15T02:49:47Z"/>
-              </w:rPr>
-            </w:pPr>
-            <w:ins w:id="9048" w:author="Claude (AI) - proposed" w:date="2026-10-15T02:49:47Z">
+                <w:ins w:id="9049" w:author="Claude (AI) - proposed" w:date="2026-10-18T00:26:03Z"/>
+              </w:rPr>
+            </w:pPr>
+            <w:ins w:id="9048" w:author="Claude (AI) - proposed" w:date="2026-10-18T00:26:03Z">
               <w:r>
                 <w:rPr>
                   <w:rFonts w:ascii="Arial" w:cs="Arial" w:eastAsia="Arial" w:hAnsi="Arial"/>
@@ -2994,10 +2994,10 @@
               <w:spacing w:after="40" w:before="0"/>
               <w:jc w:val="left"/>
               <w:rPr>
-                <w:del w:id="9051" w:author="Claude (AI) - proposed" w:date="2026-10-15T02:49:47Z"/>
-              </w:rPr>
-            </w:pPr>
-            <w:del w:id="9050" w:author="Claude (AI) - proposed" w:date="2026-10-15T02:49:47Z">
+                <w:del w:id="9051" w:author="Claude (AI) - proposed" w:date="2026-10-18T00:26:03Z"/>
+              </w:rPr>
+            </w:pPr>
+            <w:del w:id="9050" w:author="Claude (AI) - proposed" w:date="2026-10-18T00:26:03Z">
               <w:r>
                 <w:rPr>
                   <w:rFonts w:ascii="Arial" w:cs="Arial" w:eastAsia="Arial" w:hAnsi="Arial"/>
@@ -3100,7 +3100,7 @@
               </w:rPr>
               <w:t xml:space="preserve">Groups presented their investigation findings on anaerobic respiration using yeast fermentation, biogas simulation, and food fermentation with locally available Kenyan materials. Peers observed that CO2 production was confirmed across multiple independent investigations, and that</w:t>
             </w:r>
-            <w:ins w:id="9052" w:author="Claude (AI) - proposed" w:date="2026-10-15T02:49:47Z">
+            <w:ins w:id="9052" w:author="Claude (AI) - proposed" w:date="2026-10-18T00:26:03Z">
               <w:r>
                 <w:rPr>
                   <w:rFonts w:ascii="Arial" w:cs="Arial" w:eastAsia="Arial" w:hAnsi="Arial"/>
@@ -3128,7 +3128,7 @@
               </w:rPr>
               <w:t xml:space="preserve"> conditions such as temperature, </w:t>
             </w:r>
-            <w:del w:id="9053" w:author="Claude (AI) - proposed" w:date="2026-10-15T02:49:47Z">
+            <w:del w:id="9053" w:author="Claude (AI) - proposed" w:date="2026-10-18T00:26:03Z">
               <w:r>
                 <w:rPr>
                   <w:rFonts w:ascii="Arial" w:cs="Arial" w:eastAsia="Arial" w:hAnsi="Arial"/>
@@ -3143,7 +3143,7 @@
                 <w:delText xml:space="preserve">glucose availability, and oxygen exclusion</w:delText>
               </w:r>
             </w:del>
-            <w:ins w:id="9054" w:author="Claude (AI) - proposed" w:date="2026-10-15T02:49:47Z">
+            <w:ins w:id="9054" w:author="Claude (AI) - proposed" w:date="2026-10-18T00:26:03Z">
               <w:r>
                 <w:rPr>
                   <w:rFonts w:ascii="Arial" w:cs="Arial" w:eastAsia="Arial" w:hAnsi="Arial"/>
@@ -3171,7 +3171,7 @@
               </w:rPr>
               <w:t xml:space="preserve"> affected gas production rates</w:t>
             </w:r>
-            <w:del w:id="9055" w:author="Claude (AI) - proposed" w:date="2026-10-15T02:49:47Z">
+            <w:del w:id="9055" w:author="Claude (AI) - proposed" w:date="2026-10-18T00:26:03Z">
               <w:r>
                 <w:rPr>
                   <w:rFonts w:ascii="Arial" w:cs="Arial" w:eastAsia="Arial" w:hAnsi="Arial"/>
@@ -3265,7 +3265,7 @@
               </w:rPr>
               <w:t xml:space="preserve">The bubbles observed streaming from specific points on the sukuma wiki leaves in warm water </w:t>
             </w:r>
-            <w:del w:id="9056" w:author="Claude (AI) - proposed" w:date="2026-10-15T02:49:47Z">
+            <w:del w:id="9056" w:author="Claude (AI) - proposed" w:date="2026-10-18T00:26:03Z">
               <w:r>
                 <w:rPr>
                   <w:rFonts w:ascii="Arial" w:cs="Arial" w:eastAsia="Arial" w:hAnsi="Arial"/>
@@ -3280,7 +3280,7 @@
                 <w:delText xml:space="preserve">were CO2 produced by</w:delText>
               </w:r>
             </w:del>
-            <w:ins w:id="9057" w:author="Claude (AI) - proposed" w:date="2026-10-15T02:49:47Z">
+            <w:ins w:id="9057" w:author="Claude (AI) - proposed" w:date="2026-10-18T00:26:03Z">
               <w:r>
                 <w:rPr>
                   <w:rFonts w:ascii="Arial" w:cs="Arial" w:eastAsia="Arial" w:hAnsi="Arial"/>
@@ -3308,7 +3308,7 @@
               </w:rPr>
               <w:t xml:space="preserve"> cellular respiration in mesophyll cells</w:t>
             </w:r>
-            <w:del w:id="9058" w:author="Claude (AI) - proposed" w:date="2026-10-15T02:49:47Z">
+            <w:del w:id="9058" w:author="Claude (AI) - proposed" w:date="2026-10-18T00:26:03Z">
               <w:r>
                 <w:rPr>
                   <w:rFonts w:ascii="Arial" w:cs="Arial" w:eastAsia="Arial" w:hAnsi="Arial"/>
@@ -3323,7 +3323,7 @@
                 <w:delText xml:space="preserve">, exiting through stomata and lenticels. Warm water increased metabolic and diffusion rates, producing</w:delText>
               </w:r>
             </w:del>
-            <w:ins w:id="9059" w:author="Claude (AI) - proposed" w:date="2026-10-15T02:49:47Z">
+            <w:ins w:id="9059" w:author="Claude (AI) - proposed" w:date="2026-10-18T00:26:03Z">
               <w:r>
                 <w:rPr>
                   <w:rFonts w:ascii="Arial" w:cs="Arial" w:eastAsia="Arial" w:hAnsi="Arial"/>
@@ -3472,7 +3472,7 @@
               </w:rPr>
               <w:t xml:space="preserve">The bubbles emerge specifically from stomata — microscopic pores on the leaf surface controlled by guard cells. The </w:t>
             </w:r>
-            <w:del w:id="9060" w:author="Claude (AI) - proposed" w:date="2026-10-15T02:49:47Z">
+            <w:del w:id="9060" w:author="Claude (AI) - proposed" w:date="2026-10-18T00:26:03Z">
               <w:r>
                 <w:rPr>
                   <w:rFonts w:ascii="Arial" w:cs="Arial" w:eastAsia="Arial" w:hAnsi="Arial"/>
@@ -3487,7 +3487,7 @@
                 <w:delText xml:space="preserve">gases</w:delText>
               </w:r>
             </w:del>
-            <w:ins w:id="9061" w:author="Claude (AI) - proposed" w:date="2026-10-15T02:49:47Z">
+            <w:ins w:id="9061" w:author="Claude (AI) - proposed" w:date="2026-10-18T00:26:03Z">
               <w:r>
                 <w:rPr>
                   <w:rFonts w:ascii="Arial" w:cs="Arial" w:eastAsia="Arial" w:hAnsi="Arial"/>
@@ -3515,7 +3515,7 @@
               </w:rPr>
               <w:t xml:space="preserve"> in the bubbles </w:t>
             </w:r>
-            <w:del w:id="9062" w:author="Claude (AI) - proposed" w:date="2026-10-15T02:49:47Z">
+            <w:del w:id="9062" w:author="Claude (AI) - proposed" w:date="2026-10-18T00:26:03Z">
               <w:r>
                 <w:rPr>
                   <w:rFonts w:ascii="Arial" w:cs="Arial" w:eastAsia="Arial" w:hAnsi="Arial"/>
@@ -3530,7 +3530,7 @@
                 <w:delText xml:space="preserve">are CO₂ (produced</w:delText>
               </w:r>
             </w:del>
-            <w:ins w:id="9063" w:author="Claude (AI) - proposed" w:date="2026-10-15T02:49:47Z">
+            <w:ins w:id="9063" w:author="Claude (AI) - proposed" w:date="2026-10-18T00:26:03Z">
               <w:r>
                 <w:rPr>
                   <w:rFonts w:ascii="Arial" w:cs="Arial" w:eastAsia="Arial" w:hAnsi="Arial"/>
@@ -3558,7 +3558,7 @@
               </w:rPr>
               <w:t xml:space="preserve"> by cellular respiration in mesophyll cells) and</w:t>
             </w:r>
-            <w:del w:id="9064" w:author="Claude (AI) - proposed" w:date="2026-10-15T02:49:47Z">
+            <w:del w:id="9064" w:author="Claude (AI) - proposed" w:date="2026-10-18T00:26:03Z">
               <w:r>
                 <w:rPr>
                   <w:rFonts w:ascii="Arial" w:cs="Arial" w:eastAsia="Arial" w:hAnsi="Arial"/>
@@ -3573,7 +3573,7 @@
                 <w:delText xml:space="preserve"> O₂ (produced</w:delText>
               </w:r>
             </w:del>
-            <w:ins w:id="9065" w:author="Claude (AI) - proposed" w:date="2026-10-15T02:49:47Z">
+            <w:ins w:id="9065" w:author="Claude (AI) - proposed" w:date="2026-10-18T00:26:03Z">
               <w:r>
                 <w:rPr>
                   <w:rFonts w:ascii="Arial" w:cs="Arial" w:eastAsia="Arial" w:hAnsi="Arial"/>
@@ -3601,7 +3601,7 @@
               </w:rPr>
               <w:t xml:space="preserve"> by photosynthesis in chloroplasts). Warm water </w:t>
             </w:r>
-            <w:del w:id="9066" w:author="Claude (AI) - proposed" w:date="2026-10-15T02:49:47Z">
+            <w:del w:id="9066" w:author="Claude (AI) - proposed" w:date="2026-10-18T00:26:03Z">
               <w:r>
                 <w:rPr>
                   <w:rFonts w:ascii="Arial" w:cs="Arial" w:eastAsia="Arial" w:hAnsi="Arial"/>
@@ -3616,7 +3616,7 @@
                 <w:delText xml:space="preserve">increases</w:delText>
               </w:r>
             </w:del>
-            <w:ins w:id="9067" w:author="Claude (AI) - proposed" w:date="2026-10-15T02:49:47Z">
+            <w:ins w:id="9067" w:author="Claude (AI) - proposed" w:date="2026-10-18T00:26:03Z">
               <w:r>
                 <w:rPr>
                   <w:rFonts w:ascii="Arial" w:cs="Arial" w:eastAsia="Arial" w:hAnsi="Arial"/>
@@ -3644,7 +3644,7 @@
               </w:rPr>
               <w:t xml:space="preserve"> bubble production because higher temperature increases enzyme activity, </w:t>
             </w:r>
-            <w:del w:id="9068" w:author="Claude (AI) - proposed" w:date="2026-10-15T02:49:47Z">
+            <w:del w:id="9068" w:author="Claude (AI) - proposed" w:date="2026-10-18T00:26:03Z">
               <w:r>
                 <w:rPr>
                   <w:rFonts w:ascii="Arial" w:cs="Arial" w:eastAsia="Arial" w:hAnsi="Arial"/>
@@ -3659,7 +3659,7 @@
                 <w:delText xml:space="preserve">accelerating both aerobic respiration (producing </w:delText>
               </w:r>
             </w:del>
-            <w:ins w:id="9069" w:author="Claude (AI) - proposed" w:date="2026-10-15T02:49:47Z">
+            <w:ins w:id="9069" w:author="Claude (AI) - proposed" w:date="2026-10-18T00:26:03Z">
               <w:r>
                 <w:rPr>
                   <w:rFonts w:ascii="Arial" w:cs="Arial" w:eastAsia="Arial" w:hAnsi="Arial"/>
@@ -3687,7 +3687,7 @@
               </w:rPr>
               <w:t xml:space="preserve">more CO₂) and, where light is available, photosynthesis (</w:t>
             </w:r>
-            <w:del w:id="9070" w:author="Claude (AI) - proposed" w:date="2026-10-15T02:49:47Z">
+            <w:del w:id="9070" w:author="Claude (AI) - proposed" w:date="2026-10-18T00:26:03Z">
               <w:r>
                 <w:rPr>
                   <w:rFonts w:ascii="Arial" w:cs="Arial" w:eastAsia="Arial" w:hAnsi="Arial"/>
@@ -3715,7 +3715,7 @@
               </w:rPr>
               <w:t xml:space="preserve">more O₂)</w:t>
             </w:r>
-            <w:ins w:id="9071" w:author="Claude (AI) - proposed" w:date="2026-10-15T02:49:47Z">
+            <w:ins w:id="9071" w:author="Claude (AI) - proposed" w:date="2026-10-18T00:26:03Z">
               <w:r>
                 <w:rPr>
                   <w:rFonts w:ascii="Arial" w:cs="Arial" w:eastAsia="Arial" w:hAnsi="Arial"/>
@@ -3776,7 +3776,7 @@
               </w:rPr>
               <w:t xml:space="preserve">The sukuma wiki leaves were not 'breathing' randomly — they were performing precisely regulated, enzyme-driven metabolic processes at the cellular level. The specific spots from which bubbles emerged are stomata: openings whose size is actively regulated by guard cells through changes in turgor pressure driven by potassium ion (K⁺) transport. The bubbles </w:t>
             </w:r>
-            <w:del w:id="9072" w:author="Claude (AI) - proposed" w:date="2026-10-15T02:49:47Z">
+            <w:del w:id="9072" w:author="Claude (AI) - proposed" w:date="2026-10-18T00:26:03Z">
               <w:r>
                 <w:rPr>
                   <w:rFonts w:ascii="Arial" w:cs="Arial" w:eastAsia="Arial" w:hAnsi="Arial"/>
@@ -3804,7 +3804,7 @@
               </w:rPr>
               <w:t xml:space="preserve">are the visible</w:t>
             </w:r>
-            <w:del w:id="9073" w:author="Claude (AI) - proposed" w:date="2026-10-15T02:49:47Z">
+            <w:del w:id="9073" w:author="Claude (AI) - proposed" w:date="2026-10-18T00:26:03Z">
               <w:r>
                 <w:rPr>
                   <w:rFonts w:ascii="Arial" w:cs="Arial" w:eastAsia="Arial" w:hAnsi="Arial"/>
@@ -3819,7 +3819,7 @@
                 <w:delText xml:space="preserve">, macroscopic signature of microscopic chemistry</w:delText>
               </w:r>
             </w:del>
-            <w:ins w:id="9074" w:author="Claude (AI) - proposed" w:date="2026-10-15T02:49:47Z">
+            <w:ins w:id="9074" w:author="Claude (AI) - proposed" w:date="2026-10-18T00:26:03Z">
               <w:r>
                 <w:rPr>
                   <w:rFonts w:ascii="Arial" w:cs="Arial" w:eastAsia="Arial" w:hAnsi="Arial"/>
@@ -3847,7 +3847,7 @@
               </w:rPr>
               <w:t xml:space="preserve">: aerobic cellular respiration in the mitochondria of mesophyll cells releasing CO₂, and</w:t>
             </w:r>
-            <w:ins w:id="9075" w:author="Claude (AI) - proposed" w:date="2026-10-15T02:49:47Z">
+            <w:ins w:id="9075" w:author="Claude (AI) - proposed" w:date="2026-10-18T00:26:03Z">
               <w:r>
                 <w:rPr>
                   <w:rFonts w:ascii="Arial" w:cs="Arial" w:eastAsia="Arial" w:hAnsi="Arial"/>
@@ -3875,7 +3875,7 @@
               </w:rPr>
               <w:t xml:space="preserve"> photosynthesis in chloroplasts releasing O₂</w:t>
             </w:r>
-            <w:ins w:id="9076" w:author="Claude (AI) - proposed" w:date="2026-10-15T02:49:47Z">
+            <w:ins w:id="9076" w:author="Claude (AI) - proposed" w:date="2026-10-18T00:26:03Z">
               <w:r>
                 <w:rPr>
                   <w:rFonts w:ascii="Arial" w:cs="Arial" w:eastAsia="Arial" w:hAnsi="Arial"/>
@@ -3903,7 +3903,7 @@
               </w:rPr>
               <w:t xml:space="preserve">. The temperature of the water</w:t>
             </w:r>
-            <w:ins w:id="9077" w:author="Claude (AI) - proposed" w:date="2026-10-15T02:49:47Z">
+            <w:ins w:id="9077" w:author="Claude (AI) - proposed" w:date="2026-10-18T00:26:03Z">
               <w:r>
                 <w:rPr>
                   <w:rFonts w:ascii="Arial" w:cs="Arial" w:eastAsia="Arial" w:hAnsi="Arial"/>
@@ -3931,7 +3931,7 @@
               </w:rPr>
               <w:t xml:space="preserve"> acted as a throttle on enzyme activity — warm water </w:t>
             </w:r>
-            <w:del w:id="9078" w:author="Claude (AI) - proposed" w:date="2026-10-15T02:49:47Z">
+            <w:del w:id="9078" w:author="Claude (AI) - proposed" w:date="2026-10-18T00:26:03Z">
               <w:r>
                 <w:rPr>
                   <w:rFonts w:ascii="Arial" w:cs="Arial" w:eastAsia="Arial" w:hAnsi="Arial"/>
@@ -3946,7 +3946,7 @@
                 <w:delText xml:space="preserve">accelerated</w:delText>
               </w:r>
             </w:del>
-            <w:ins w:id="9079" w:author="Claude (AI) - proposed" w:date="2026-10-15T02:49:47Z">
+            <w:ins w:id="9079" w:author="Claude (AI) - proposed" w:date="2026-10-18T00:26:03Z">
               <w:r>
                 <w:rPr>
                   <w:rFonts w:ascii="Arial" w:cs="Arial" w:eastAsia="Arial" w:hAnsi="Arial"/>
@@ -3974,7 +3974,7 @@
               </w:rPr>
               <w:t xml:space="preserve"> the enzymes of </w:t>
             </w:r>
-            <w:del w:id="9080" w:author="Claude (AI) - proposed" w:date="2026-10-15T02:49:47Z">
+            <w:del w:id="9080" w:author="Claude (AI) - proposed" w:date="2026-10-18T00:26:03Z">
               <w:r>
                 <w:rPr>
                   <w:rFonts w:ascii="Arial" w:cs="Arial" w:eastAsia="Arial" w:hAnsi="Arial"/>
@@ -3989,7 +3989,7 @@
                 <w:delText xml:space="preserve">both respiration (e.g., pyruvate dehydrogenase, enzymes of the Krebs cycle) and photosynthesis (e.g., RuBisCO)</w:delText>
               </w:r>
             </w:del>
-            <w:ins w:id="9081" w:author="Claude (AI) - proposed" w:date="2026-10-15T02:49:47Z">
+            <w:ins w:id="9081" w:author="Claude (AI) - proposed" w:date="2026-10-18T00:26:03Z">
               <w:r>
                 <w:rPr>
                   <w:rFonts w:ascii="Arial" w:cs="Arial" w:eastAsia="Arial" w:hAnsi="Arial"/>
@@ -4017,7 +4017,7 @@
               </w:rPr>
               <w:t xml:space="preserve">, producing more gas </w:t>
             </w:r>
-            <w:del w:id="9082" w:author="Claude (AI) - proposed" w:date="2026-10-15T02:49:47Z">
+            <w:del w:id="9082" w:author="Claude (AI) - proposed" w:date="2026-10-18T00:26:03Z">
               <w:r>
                 <w:rPr>
                   <w:rFonts w:ascii="Arial" w:cs="Arial" w:eastAsia="Arial" w:hAnsi="Arial"/>
@@ -4032,7 +4032,7 @@
                 <w:delText xml:space="preserve">and therefore more bubbles</w:delText>
               </w:r>
             </w:del>
-            <w:ins w:id="9083" w:author="Claude (AI) - proposed" w:date="2026-10-15T02:49:47Z">
+            <w:ins w:id="9083" w:author="Claude (AI) - proposed" w:date="2026-10-18T00:26:03Z">
               <w:r>
                 <w:rPr>
                   <w:rFonts w:ascii="Arial" w:cs="Arial" w:eastAsia="Arial" w:hAnsi="Arial"/>
@@ -4060,7 +4060,7 @@
               </w:rPr>
               <w:t xml:space="preserve">. This observation — puzzling in Lesson 1, </w:t>
             </w:r>
-            <w:del w:id="9084" w:author="Claude (AI) - proposed" w:date="2026-10-15T02:49:47Z">
+            <w:del w:id="9084" w:author="Claude (AI) - proposed" w:date="2026-10-18T00:26:03Z">
               <w:r>
                 <w:rPr>
                   <w:rFonts w:ascii="Arial" w:cs="Arial" w:eastAsia="Arial" w:hAnsi="Arial"/>
@@ -4075,7 +4075,7 @@
                 <w:delText xml:space="preserve">fully</w:delText>
               </w:r>
             </w:del>
-            <w:ins w:id="9085" w:author="Claude (AI) - proposed" w:date="2026-10-15T02:49:47Z">
+            <w:ins w:id="9085" w:author="Claude (AI) - proposed" w:date="2026-10-18T00:26:03Z">
               <w:r>
                 <w:rPr>
                   <w:rFonts w:ascii="Arial" w:cs="Arial" w:eastAsia="Arial" w:hAnsi="Arial"/>
@@ -4103,7 +4103,7 @@
               </w:rPr>
               <w:t xml:space="preserve"> explained by Lesson 12 </w:t>
             </w:r>
-            <w:del w:id="9086" w:author="Claude (AI) - proposed" w:date="2026-10-15T02:49:47Z">
+            <w:del w:id="9086" w:author="Claude (AI) - proposed" w:date="2026-10-18T00:26:03Z">
               <w:r>
                 <w:rPr>
                   <w:rFonts w:ascii="Arial" w:cs="Arial" w:eastAsia="Arial" w:hAnsi="Arial"/>
@@ -4118,7 +4118,7 @@
                 <w:delText xml:space="preserve">— demonstrates</w:delText>
               </w:r>
             </w:del>
-            <w:ins w:id="9087" w:author="Claude (AI) - proposed" w:date="2026-10-15T02:49:47Z">
+            <w:ins w:id="9087" w:author="Claude (AI) - proposed" w:date="2026-10-18T00:26:03Z">
               <w:r>
                 <w:rPr>
                   <w:rFonts w:ascii="Arial" w:cs="Arial" w:eastAsia="Arial" w:hAnsi="Arial"/>
@@ -4268,7 +4268,7 @@
         </w:rPr>
         <w:t xml:space="preserve">© 2026 SeaVuria and ARES. This work is licensed under a </w:t>
       </w:r>
-      <w:hyperlink w:history="1" r:id="rIdpurbkjtzzkj10pqqayadj">
+      <w:hyperlink w:history="1" r:id="rId1qijks8kgdm3pjkmxxz8r">
         <w:r>
           <w:rPr>
             <w:rFonts w:ascii="Arial" w:cs="Arial" w:eastAsia="Arial" w:hAnsi="Arial"/>
@@ -4288,7 +4288,7 @@
         </w:rPr>
         <w:t xml:space="preserve"> (</w:t>
       </w:r>
-      <w:hyperlink w:history="1" r:id="rIdneniz9dgwuqwa4up0rxya">
+      <w:hyperlink w:history="1" r:id="rIdwpj4_cjmk_xliowcalbdl">
         <w:r>
           <w:rPr>
             <w:rFonts w:ascii="Arial" w:cs="Arial" w:eastAsia="Arial" w:hAnsi="Arial"/>
@@ -4308,7 +4308,7 @@
         </w:rPr>
         <w:t xml:space="preserve">). To view a copy of this license, visit </w:t>
       </w:r>
-      <w:hyperlink w:history="1" r:id="rId9pa-k1pzfrdbusutxlvtv">
+      <w:hyperlink w:history="1" r:id="rIdhenstr7nnqgtcta6-y92p">
         <w:r>
           <w:rPr>
             <w:rFonts w:ascii="Arial" w:cs="Arial" w:eastAsia="Arial" w:hAnsi="Arial"/>
